--- a/applications_generated/nvidia_research_scientist_fundamental_generative_ai/ATS_RESUME.docx
+++ b/applications_generated/nvidia_research_scientist_fundamental_generative_ai/ATS_RESUME.docx
@@ -594,31 +594,31 @@
       </w:rPr>
     </w:lvl>
   </w:abstractNum>
-  <w:num w:numId="1" w16cid:durableId="1739478953">
+  <w:num w:numId="1" w16cid:durableId="969479661">
     <w:abstractNumId w:val="8"/>
   </w:num>
-  <w:num w:numId="2" w16cid:durableId="243999979">
+  <w:num w:numId="2" w16cid:durableId="2142726749">
     <w:abstractNumId w:val="6"/>
   </w:num>
-  <w:num w:numId="3" w16cid:durableId="221530212">
+  <w:num w:numId="3" w16cid:durableId="1175847975">
     <w:abstractNumId w:val="5"/>
   </w:num>
-  <w:num w:numId="4" w16cid:durableId="2094858539">
+  <w:num w:numId="4" w16cid:durableId="437216109">
     <w:abstractNumId w:val="4"/>
   </w:num>
-  <w:num w:numId="5" w16cid:durableId="1996255720">
+  <w:num w:numId="5" w16cid:durableId="1163617803">
     <w:abstractNumId w:val="7"/>
   </w:num>
-  <w:num w:numId="6" w16cid:durableId="1279876877">
+  <w:num w:numId="6" w16cid:durableId="1802577327">
     <w:abstractNumId w:val="3"/>
   </w:num>
-  <w:num w:numId="7" w16cid:durableId="254555849">
+  <w:num w:numId="7" w16cid:durableId="1536691949">
     <w:abstractNumId w:val="2"/>
   </w:num>
-  <w:num w:numId="8" w16cid:durableId="919020106">
+  <w:num w:numId="8" w16cid:durableId="284427842">
     <w:abstractNumId w:val="1"/>
   </w:num>
-  <w:num w:numId="9" w16cid:durableId="2085950109">
+  <w:num w:numId="9" w16cid:durableId="96877423">
     <w:abstractNumId w:val="0"/>
   </w:num>
 </w:numbering>

--- a/applications_generated/nvidia_research_scientist_fundamental_generative_ai/ATS_RESUME.docx
+++ b/applications_generated/nvidia_research_scientist_fundamental_generative_ai/ATS_RESUME.docx
@@ -594,31 +594,31 @@
       </w:rPr>
     </w:lvl>
   </w:abstractNum>
-  <w:num w:numId="1" w16cid:durableId="969479661">
+  <w:num w:numId="1" w16cid:durableId="922304035">
     <w:abstractNumId w:val="8"/>
   </w:num>
-  <w:num w:numId="2" w16cid:durableId="2142726749">
+  <w:num w:numId="2" w16cid:durableId="431315990">
     <w:abstractNumId w:val="6"/>
   </w:num>
-  <w:num w:numId="3" w16cid:durableId="1175847975">
+  <w:num w:numId="3" w16cid:durableId="926882783">
     <w:abstractNumId w:val="5"/>
   </w:num>
-  <w:num w:numId="4" w16cid:durableId="437216109">
+  <w:num w:numId="4" w16cid:durableId="1714381881">
     <w:abstractNumId w:val="4"/>
   </w:num>
-  <w:num w:numId="5" w16cid:durableId="1163617803">
+  <w:num w:numId="5" w16cid:durableId="1511678037">
     <w:abstractNumId w:val="7"/>
   </w:num>
-  <w:num w:numId="6" w16cid:durableId="1802577327">
+  <w:num w:numId="6" w16cid:durableId="1312099113">
     <w:abstractNumId w:val="3"/>
   </w:num>
-  <w:num w:numId="7" w16cid:durableId="1536691949">
+  <w:num w:numId="7" w16cid:durableId="597716577">
     <w:abstractNumId w:val="2"/>
   </w:num>
-  <w:num w:numId="8" w16cid:durableId="284427842">
+  <w:num w:numId="8" w16cid:durableId="2117014156">
     <w:abstractNumId w:val="1"/>
   </w:num>
-  <w:num w:numId="9" w16cid:durableId="96877423">
+  <w:num w:numId="9" w16cid:durableId="834227023">
     <w:abstractNumId w:val="0"/>
   </w:num>
 </w:numbering>
